--- a/navadvipa-dhama-mahatmya/Navadvipa-Dhama-Mahatmya-ru.docx
+++ b/navadvipa-dhama-mahatmya/Navadvipa-Dhama-Mahatmya-ru.docx
@@ -13970,7 +13970,7 @@
         <w:t>14.</w:t>
       </w:r>
       <w:r>
-        <w:t xml:space="preserve"> Тогда святое и милосердное место само, в своей личностной форме, предстало перед Дживаной дасой в облике </w:t>
+        <w:t xml:space="preserve"> Тогда святое и милосердное место само, в своей личностной форме, предстало перед Дивой дасой в облике </w:t>
       </w:r>
       <w:r>
         <w:rPr>
